--- a/prep_and_checklists/Global Impact Social Welfare Fund  /CHECKLIST_Global Impact Social Welfare Fund  _02-23-2026_0.docx
+++ b/prep_and_checklists/Global Impact Social Welfare Fund  /CHECKLIST_Global Impact Social Welfare Fund  _02-23-2026_0.docx
@@ -32,6 +32,45 @@
       </w:pPr>
       <w:r>
         <w:t xml:space="preserve">Loction: Greenhouse and West Room  </w:t>
+      </w:r>
+    </w:p>
+    <w:p>
+      <w:pPr>
+        <w:pStyle w:val="Heading2"/>
+        <w:rPr>
+          <w:color w:val="EE0000"/>
+        </w:rPr>
+      </w:pPr>
+      <w:r>
+        <w:rPr>
+          <w:rStyle w:val="Strong"/>
+          <w:rFonts w:ascii="Arial" w:hAnsi="Arial" w:cs="Arial"/>
+          <w:color w:val="EE0000"/>
+          <w:sz w:val="36"/>
+          <w:szCs w:val="36"/>
+          <w:u w:val="single"/>
+          <w:shd w:val="clear" w:color="auto" w:fill="FFFFFF"/>
+        </w:rPr>
+        <w:t>8:30am-930AM</w:t>
+      </w:r>
+      <w:r>
+        <w:rPr>
+          <w:rStyle w:val="Strong"/>
+          <w:rFonts w:ascii="Arial" w:hAnsi="Arial" w:cs="Arial"/>
+          <w:color w:val="EE0000"/>
+          <w:u w:val="single"/>
+          <w:shd w:val="clear" w:color="auto" w:fill="FFFFFF"/>
+        </w:rPr>
+        <w:t> CONTINENTAL BREAKFAST </w:t>
+      </w:r>
+      <w:r>
+        <w:rPr>
+          <w:rStyle w:val="Strong"/>
+          <w:rFonts w:ascii="Arial" w:hAnsi="Arial" w:cs="Arial"/>
+          <w:color w:val="EE0000"/>
+          <w:shd w:val="clear" w:color="auto" w:fill="FFF42B"/>
+        </w:rPr>
+        <w:t>SET IN GREENHOUSE</w:t>
       </w:r>
     </w:p>
     <w:p>
@@ -139,6 +178,7 @@
     </w:p>
     <w:p>
       <w:r>
+        <w:lastRenderedPageBreak/>
         <w:t xml:space="preserve">☐ Sautee spinach / </w:t>
       </w:r>
       <w:proofErr w:type="spellStart"/>
@@ -152,7 +192,6 @@
     </w:p>
     <w:p>
       <w:r>
-        <w:lastRenderedPageBreak/>
         <w:t>☐ Bell peppers</w:t>
       </w:r>
     </w:p>
@@ -205,6 +244,58 @@
         <w:t>☐ Bell peppers</w:t>
       </w:r>
     </w:p>
+    <w:p>
+      <w:pPr>
+        <w:pStyle w:val="NormalWeb"/>
+        <w:shd w:val="clear" w:color="auto" w:fill="FFFFFF"/>
+        <w:spacing w:before="0" w:beforeAutospacing="0" w:after="0" w:afterAutospacing="0"/>
+        <w:rPr>
+          <w:rFonts w:ascii="Arial" w:hAnsi="Arial" w:cs="Arial"/>
+          <w:color w:val="EE0000"/>
+        </w:rPr>
+      </w:pPr>
+      <w:r>
+        <w:rPr>
+          <w:rStyle w:val="Strong"/>
+          <w:rFonts w:ascii="Arial" w:hAnsi="Arial" w:cs="Arial"/>
+          <w:color w:val="EE0000"/>
+          <w:shd w:val="clear" w:color="auto" w:fill="FFF42B"/>
+        </w:rPr>
+        <w:t>SET IN GREENHOUSE</w:t>
+      </w:r>
+    </w:p>
+    <w:p>
+      <w:pPr>
+        <w:pStyle w:val="NormalWeb"/>
+        <w:shd w:val="clear" w:color="auto" w:fill="FFFFFF"/>
+        <w:spacing w:before="0" w:beforeAutospacing="0" w:after="0" w:afterAutospacing="0"/>
+        <w:rPr>
+          <w:rFonts w:ascii="Arial" w:hAnsi="Arial" w:cs="Arial"/>
+          <w:color w:val="EE0000"/>
+        </w:rPr>
+      </w:pPr>
+      <w:r>
+        <w:rPr>
+          <w:rStyle w:val="Strong"/>
+          <w:rFonts w:ascii="Arial" w:hAnsi="Arial" w:cs="Arial"/>
+          <w:color w:val="EE0000"/>
+          <w:sz w:val="36"/>
+          <w:szCs w:val="36"/>
+          <w:u w:val="single"/>
+        </w:rPr>
+        <w:t>11:45pm-1245PM </w:t>
+      </w:r>
+      <w:r>
+        <w:rPr>
+          <w:rStyle w:val="Strong"/>
+          <w:rFonts w:ascii="Arial" w:hAnsi="Arial" w:cs="Arial"/>
+          <w:color w:val="EE0000"/>
+          <w:u w:val="single"/>
+        </w:rPr>
+        <w:t>GRAIN BOWLS:</w:t>
+      </w:r>
+    </w:p>
+    <w:p/>
     <w:p>
       <w:pPr>
         <w:pStyle w:val="Heading2"/>
@@ -303,6 +394,7 @@
         <w:pStyle w:val="Heading2"/>
       </w:pPr>
       <w:r>
+        <w:lastRenderedPageBreak/>
         <w:t>Roasted Cumin Carrots</w:t>
       </w:r>
     </w:p>
@@ -323,7 +415,6 @@
     </w:p>
     <w:p>
       <w:r>
-        <w:lastRenderedPageBreak/>
         <w:t>☐ Almond dukkah</w:t>
       </w:r>
     </w:p>
@@ -364,6 +455,33 @@
     <w:p>
       <w:r>
         <w:t>☐ Citrus-tahini vinaigrette</w:t>
+      </w:r>
+    </w:p>
+    <w:p>
+      <w:pPr>
+        <w:rPr>
+          <w:color w:val="EE0000"/>
+        </w:rPr>
+      </w:pPr>
+      <w:r>
+        <w:rPr>
+          <w:rStyle w:val="Strong"/>
+          <w:rFonts w:ascii="Arial" w:hAnsi="Arial" w:cs="Arial"/>
+          <w:color w:val="EE0000"/>
+          <w:sz w:val="36"/>
+          <w:szCs w:val="36"/>
+          <w:u w:val="single"/>
+        </w:rPr>
+        <w:t>1:30PM </w:t>
+      </w:r>
+      <w:r>
+        <w:rPr>
+          <w:rStyle w:val="Strong"/>
+          <w:rFonts w:ascii="Arial" w:hAnsi="Arial" w:cs="Arial"/>
+          <w:color w:val="EE0000"/>
+          <w:u w:val="single"/>
+        </w:rPr>
+        <w:t>- Chips &amp; Dip</w:t>
       </w:r>
     </w:p>
     <w:p>
@@ -444,6 +562,7 @@
     </w:p>
     <w:p>
       <w:r>
+        <w:lastRenderedPageBreak/>
         <w:t>☐ Vodka spray</w:t>
       </w:r>
     </w:p>
@@ -469,7 +588,6 @@
     </w:p>
     <w:p>
       <w:r>
-        <w:lastRenderedPageBreak/>
         <w:t>☐ Mixing bowls</w:t>
       </w:r>
     </w:p>
@@ -12101,6 +12219,22 @@
       </w:tcPr>
     </w:tblStylePr>
   </w:style>
+  <w:style w:type="paragraph" w:styleId="NormalWeb">
+    <w:name w:val="Normal (Web)"/>
+    <w:basedOn w:val="Normal"/>
+    <w:uiPriority w:val="99"/>
+    <w:semiHidden/>
+    <w:unhideWhenUsed/>
+    <w:rsid w:val="005913E9"/>
+    <w:pPr>
+      <w:spacing w:before="100" w:beforeAutospacing="1" w:after="100" w:afterAutospacing="1" w:line="240" w:lineRule="auto"/>
+    </w:pPr>
+    <w:rPr>
+      <w:rFonts w:ascii="Times New Roman" w:eastAsia="Times New Roman" w:hAnsi="Times New Roman" w:cs="Times New Roman"/>
+      <w:sz w:val="24"/>
+      <w:szCs w:val="24"/>
+    </w:rPr>
+  </w:style>
 </w:styles>
 </file>
 
